--- a/filesystem/ACTD/Claims/adjuster_note.docx
+++ b/filesystem/ACTD/Claims/adjuster_note.docx
@@ -1155,7 +1155,7 @@
                 <w:color w:val="21252B"/>
                 <w:sz w:val="20"/>
               </w:rPr>
-              <w:t>Pedestrian (Reyes) — placeholder pending medical workup</w:t>
+              <w:t>Pedestrian (Reyes) — opening estimate pending medical workup</w:t>
             </w:r>
           </w:p>
         </w:tc>
@@ -1383,7 +1383,7 @@
                 <w:color w:val="21252B"/>
                 <w:sz w:val="20"/>
               </w:rPr>
-              <w:t>Allocated expense placeholder</w:t>
+              <w:t>Allocated expense reserve</w:t>
             </w:r>
           </w:p>
         </w:tc>
@@ -1521,7 +1521,7 @@
           <w:color w:val="21252B"/>
           <w:sz w:val="21"/>
         </w:rPr>
-        <w:t>The pedestrian placeholder is expressly a book-opening figure and is expected to move materially once (i) the trauma center produces an admission and course summary, (ii) any prognosis or rehabilitation plan is available, and (iii) the certified lab BAC is on file. The reserve should be revisited on receipt of any of those items and, in any event, at the routine 60-day file review.</w:t>
+        <w:t>The pedestrian figure above is expressly a book-opening estimate and is expected to move materially once (i) the trauma center produces an admission and course summary, (ii) any prognosis or rehabilitation plan is available, and (iii) the certified lab BAC is on file. The reserve should be revisited on receipt of any of those items and, in any event, at the routine 60-day file review.</w:t>
       </w:r>
     </w:p>
     <w:p>

--- a/filesystem/ACTD/Claims/adjuster_note.docx
+++ b/filesystem/ACTD/Claims/adjuster_note.docx
@@ -73,8 +73,8 @@
           <w:rFonts w:ascii="Helvetica" w:hAnsi="Helvetica" w:cs="Helvetica" w:eastAsia="Helvetica"/>
           <w:b/>
           <w:i w:val="0"/>
-          <w:color w:val="A86A2D"/>
           <w:sz w:val="26"/>
+          <w:color w:val="6B4A17"/>
           <w:spacing w:val="80"/>
         </w:rPr>
         <w:t>PRELIMINARY LIABILITY &amp; RESERVE NOTE</w:t>
@@ -1656,7 +1656,7 @@
           <w:rFonts w:ascii="Helvetica" w:hAnsi="Helvetica" w:cs="Helvetica" w:eastAsia="Helvetica"/>
           <w:b w:val="0"/>
           <w:i/>
-          <w:color w:val="A86A2D"/>
+          <w:color w:val="6B4A17"/>
           <w:sz w:val="20"/>
         </w:rPr>
         <w:t>Junior Claims Adjuster</w:t>
